--- a/docs/czechinvest/methodologies/Metodika-pro-IT-Coursition.docx
+++ b/docs/czechinvest/methodologies/Metodika-pro-IT-Coursition.docx
@@ -18782,7 +18782,7 @@
         <w:rPr>
           <w:rStyle w:val="SourceText"/>
         </w:rPr>
-        <w:t>pnpm@11.13.1</w:t>
+        <w:t>pnpm@11.20.0</w:t>
       </w:r>
       <w:r>
         <w:rPr/>
